--- a/user_story/Product Requirements Document.docx
+++ b/user_story/Product Requirements Document.docx
@@ -4,6 +4,7 @@
   <w:body>
     <w:p>
       <w:pPr>
+        <w:spacing w:line="278" w:lineRule="auto"/>
         <w:rPr>
           <w:b/>
           <w:bCs/>
@@ -18,6 +19,9 @@
       </w:r>
     </w:p>
     <w:p>
+      <w:pPr>
+        <w:spacing w:line="278" w:lineRule="auto"/>
+      </w:pPr>
       <w:r>
         <w:t xml:space="preserve">As a </w:t>
       </w:r>
@@ -62,6 +66,7 @@
     </w:p>
     <w:p>
       <w:pPr>
+        <w:spacing w:line="278" w:lineRule="auto"/>
         <w:rPr>
           <w:b/>
           <w:bCs/>
@@ -76,6 +81,9 @@
       </w:r>
     </w:p>
     <w:p>
+      <w:pPr>
+        <w:spacing w:line="278" w:lineRule="auto"/>
+      </w:pPr>
       <w:r>
         <w:t>The system must record:</w:t>
       </w:r>
@@ -86,6 +94,7 @@
           <w:ilvl w:val="0"/>
           <w:numId w:val="1"/>
         </w:numPr>
+        <w:spacing w:line="278" w:lineRule="auto"/>
       </w:pPr>
       <w:r>
         <w:t>city where the event will hold</w:t>
@@ -97,6 +106,7 @@
           <w:ilvl w:val="0"/>
           <w:numId w:val="1"/>
         </w:numPr>
+        <w:spacing w:line="278" w:lineRule="auto"/>
       </w:pPr>
       <w:r>
         <w:t>event time</w:t>
@@ -108,6 +118,7 @@
           <w:ilvl w:val="0"/>
           <w:numId w:val="1"/>
         </w:numPr>
+        <w:spacing w:line="278" w:lineRule="auto"/>
       </w:pPr>
       <w:r>
         <w:t>event date</w:t>
@@ -119,6 +130,7 @@
           <w:ilvl w:val="0"/>
           <w:numId w:val="1"/>
         </w:numPr>
+        <w:spacing w:line="278" w:lineRule="auto"/>
       </w:pPr>
       <w:r>
         <w:t>number of people attending</w:t>
@@ -130,6 +142,7 @@
           <w:ilvl w:val="0"/>
           <w:numId w:val="1"/>
         </w:numPr>
+        <w:spacing w:line="278" w:lineRule="auto"/>
       </w:pPr>
       <w:r>
         <w:t>whether food is required or not</w:t>
@@ -141,6 +154,7 @@
           <w:ilvl w:val="0"/>
           <w:numId w:val="1"/>
         </w:numPr>
+        <w:spacing w:line="278" w:lineRule="auto"/>
       </w:pPr>
       <w:r>
         <w:t>number of days the event will run</w:t>
@@ -152,6 +166,7 @@
           <w:ilvl w:val="0"/>
           <w:numId w:val="1"/>
         </w:numPr>
+        <w:spacing w:line="278" w:lineRule="auto"/>
       </w:pPr>
       <w:r>
         <w:t>whether hosting is required or not</w:t>
@@ -163,6 +178,7 @@
           <w:ilvl w:val="0"/>
           <w:numId w:val="1"/>
         </w:numPr>
+        <w:spacing w:line="278" w:lineRule="auto"/>
       </w:pPr>
       <w:r>
         <w:t>event budget</w:t>
@@ -170,6 +186,7 @@
     </w:p>
     <w:p>
       <w:pPr>
+        <w:spacing w:line="278" w:lineRule="auto"/>
         <w:rPr>
           <w:b/>
           <w:bCs/>
@@ -189,6 +206,7 @@
           <w:ilvl w:val="0"/>
           <w:numId w:val="2"/>
         </w:numPr>
+        <w:spacing w:line="278" w:lineRule="auto"/>
       </w:pPr>
       <w:r>
         <w:t>I can upload event plans in formats such as image, PDF, Word, Excel, or CSV.</w:t>
@@ -200,6 +218,7 @@
           <w:ilvl w:val="0"/>
           <w:numId w:val="2"/>
         </w:numPr>
+        <w:spacing w:line="278" w:lineRule="auto"/>
       </w:pPr>
       <w:r>
         <w:t>The system extracts key event details from the uploaded file.</w:t>
@@ -211,6 +230,7 @@
           <w:ilvl w:val="0"/>
           <w:numId w:val="2"/>
         </w:numPr>
+        <w:spacing w:line="278" w:lineRule="auto"/>
       </w:pPr>
       <w:r>
         <w:t>The system stores uploaded files and parsed content for future reference.</w:t>
@@ -222,6 +242,7 @@
           <w:ilvl w:val="0"/>
           <w:numId w:val="2"/>
         </w:numPr>
+        <w:spacing w:line="278" w:lineRule="auto"/>
       </w:pPr>
       <w:r>
         <w:t>The system uses RAG so that past files, reports, and records are searchable through chat.</w:t>
@@ -233,6 +254,7 @@
           <w:ilvl w:val="0"/>
           <w:numId w:val="2"/>
         </w:numPr>
+        <w:spacing w:line="278" w:lineRule="auto"/>
       </w:pPr>
       <w:r>
         <w:t>I can ask questions about previous budgets, vendors, purchases, and event plans.</w:t>
@@ -244,6 +266,7 @@
           <w:ilvl w:val="0"/>
           <w:numId w:val="2"/>
         </w:numPr>
+        <w:spacing w:line="278" w:lineRule="auto"/>
       </w:pPr>
       <w:r>
         <w:t>The system fetches or crawls vendor pricing data every morning.</w:t>
@@ -255,6 +278,7 @@
           <w:ilvl w:val="0"/>
           <w:numId w:val="2"/>
         </w:numPr>
+        <w:spacing w:line="278" w:lineRule="auto"/>
       </w:pPr>
       <w:r>
         <w:t>The system recommends vendors that best match the event requirements, budget, and location.</w:t>
@@ -266,6 +290,7 @@
           <w:ilvl w:val="0"/>
           <w:numId w:val="2"/>
         </w:numPr>
+        <w:spacing w:line="278" w:lineRule="auto"/>
       </w:pPr>
       <w:r>
         <w:t>The system identifies which vendor is closest to the event city or venue.</w:t>
@@ -277,6 +302,7 @@
           <w:ilvl w:val="0"/>
           <w:numId w:val="2"/>
         </w:numPr>
+        <w:spacing w:line="278" w:lineRule="auto"/>
       </w:pPr>
       <w:r>
         <w:t>The system shows budget summaries, vendor comparisons, and historical trends.</w:t>
@@ -288,9 +314,9 @@
           <w:ilvl w:val="0"/>
           <w:numId w:val="2"/>
         </w:numPr>
-      </w:pPr>
-      <w:r>
-        <w:lastRenderedPageBreak/>
+        <w:spacing w:line="278" w:lineRule="auto"/>
+      </w:pPr>
+      <w:r>
         <w:t>The system generates downloadable reports.</w:t>
       </w:r>
     </w:p>
@@ -300,6 +326,7 @@
           <w:ilvl w:val="0"/>
           <w:numId w:val="2"/>
         </w:numPr>
+        <w:spacing w:line="278" w:lineRule="auto"/>
       </w:pPr>
       <w:r>
         <w:t>The system keeps all records for month-on-month and year-on-year continuity.</w:t>
@@ -307,6 +334,7 @@
     </w:p>
     <w:p>
       <w:pPr>
+        <w:spacing w:line="278" w:lineRule="auto"/>
         <w:rPr>
           <w:b/>
           <w:bCs/>
@@ -326,6 +354,7 @@
           <w:ilvl w:val="0"/>
           <w:numId w:val="3"/>
         </w:numPr>
+        <w:spacing w:line="278" w:lineRule="auto"/>
       </w:pPr>
       <w:r>
         <w:t>The system should use a single-page interface.</w:t>
@@ -337,8 +366,10 @@
           <w:ilvl w:val="0"/>
           <w:numId w:val="3"/>
         </w:numPr>
-      </w:pPr>
-      <w:r>
+        <w:spacing w:line="278" w:lineRule="auto"/>
+      </w:pPr>
+      <w:r>
+        <w:lastRenderedPageBreak/>
         <w:t>The system should use PostgreSQL for storage.</w:t>
       </w:r>
     </w:p>
@@ -348,6 +379,7 @@
           <w:ilvl w:val="0"/>
           <w:numId w:val="3"/>
         </w:numPr>
+        <w:spacing w:line="278" w:lineRule="auto"/>
       </w:pPr>
       <w:r>
         <w:t>The system should use Docker for deployment.</w:t>
@@ -359,6 +391,7 @@
           <w:ilvl w:val="0"/>
           <w:numId w:val="3"/>
         </w:numPr>
+        <w:spacing w:line="278" w:lineRule="auto"/>
       </w:pPr>
       <w:r>
         <w:t>The system should include charts and dashboards for budget, price, and vendor-location trends.</w:t>
@@ -370,12 +403,16 @@
           <w:ilvl w:val="0"/>
           <w:numId w:val="3"/>
         </w:numPr>
+        <w:spacing w:line="278" w:lineRule="auto"/>
       </w:pPr>
       <w:r>
         <w:t>The architecture should be simple, scalable, and suitable for long-term use.</w:t>
       </w:r>
     </w:p>
     <w:p>
+      <w:pPr>
+        <w:spacing w:line="278" w:lineRule="auto"/>
+      </w:pPr>
       <w:r>
         <w:pict w14:anchorId="745F99FB">
           <v:rect id="_x0000_i2015" style="width:0;height:1.5pt" o:hralign="center" o:hrstd="t" o:hr="t" fillcolor="#a0a0a0" stroked="f"/>
@@ -384,6 +421,7 @@
     </w:p>
     <w:p>
       <w:pPr>
+        <w:spacing w:line="278" w:lineRule="auto"/>
         <w:rPr>
           <w:b/>
           <w:bCs/>
@@ -399,6 +437,7 @@
     </w:p>
     <w:p>
       <w:pPr>
+        <w:spacing w:line="278" w:lineRule="auto"/>
         <w:rPr>
           <w:b/>
           <w:bCs/>
@@ -413,6 +452,9 @@
       </w:r>
     </w:p>
     <w:p>
+      <w:pPr>
+        <w:spacing w:line="278" w:lineRule="auto"/>
+      </w:pPr>
       <w:r>
         <w:t xml:space="preserve">Build a </w:t>
       </w:r>
@@ -438,6 +480,9 @@
       </w:r>
     </w:p>
     <w:p>
+      <w:pPr>
+        <w:spacing w:line="278" w:lineRule="auto"/>
+      </w:pPr>
       <w:r>
         <w:t>The system must support:</w:t>
       </w:r>
@@ -448,6 +493,7 @@
           <w:ilvl w:val="0"/>
           <w:numId w:val="4"/>
         </w:numPr>
+        <w:spacing w:line="278" w:lineRule="auto"/>
       </w:pPr>
       <w:r>
         <w:t>event plan uploads</w:t>
@@ -459,6 +505,7 @@
           <w:ilvl w:val="0"/>
           <w:numId w:val="4"/>
         </w:numPr>
+        <w:spacing w:line="278" w:lineRule="auto"/>
       </w:pPr>
       <w:r>
         <w:t>event detail extraction</w:t>
@@ -470,6 +517,7 @@
           <w:ilvl w:val="0"/>
           <w:numId w:val="4"/>
         </w:numPr>
+        <w:spacing w:line="278" w:lineRule="auto"/>
       </w:pPr>
       <w:r>
         <w:t>vendor price comparison</w:t>
@@ -481,6 +529,7 @@
           <w:ilvl w:val="0"/>
           <w:numId w:val="4"/>
         </w:numPr>
+        <w:spacing w:line="278" w:lineRule="auto"/>
       </w:pPr>
       <w:r>
         <w:t>vendor proximity matching</w:t>
@@ -492,6 +541,7 @@
           <w:ilvl w:val="0"/>
           <w:numId w:val="4"/>
         </w:numPr>
+        <w:spacing w:line="278" w:lineRule="auto"/>
       </w:pPr>
       <w:r>
         <w:t>RAG-powered chat over historical records</w:t>
@@ -503,6 +553,7 @@
           <w:ilvl w:val="0"/>
           <w:numId w:val="4"/>
         </w:numPr>
+        <w:spacing w:line="278" w:lineRule="auto"/>
       </w:pPr>
       <w:r>
         <w:t>downloadable reports</w:t>
@@ -514,6 +565,7 @@
           <w:ilvl w:val="0"/>
           <w:numId w:val="4"/>
         </w:numPr>
+        <w:spacing w:line="278" w:lineRule="auto"/>
       </w:pPr>
       <w:r>
         <w:t>trend visualisation</w:t>
@@ -525,12 +577,16 @@
           <w:ilvl w:val="0"/>
           <w:numId w:val="4"/>
         </w:numPr>
+        <w:spacing w:line="278" w:lineRule="auto"/>
       </w:pPr>
       <w:r>
         <w:t>long-term record continuity</w:t>
       </w:r>
     </w:p>
     <w:p>
+      <w:pPr>
+        <w:spacing w:line="278" w:lineRule="auto"/>
+      </w:pPr>
       <w:r>
         <w:pict w14:anchorId="12A334DD">
           <v:rect id="_x0000_i2016" style="width:0;height:1.5pt" o:hralign="center" o:hrstd="t" o:hr="t" fillcolor="#a0a0a0" stroked="f"/>
@@ -539,6 +595,7 @@
     </w:p>
     <w:p>
       <w:pPr>
+        <w:spacing w:line="278" w:lineRule="auto"/>
         <w:rPr>
           <w:b/>
           <w:bCs/>
@@ -553,6 +610,9 @@
       </w:r>
     </w:p>
     <w:p>
+      <w:pPr>
+        <w:spacing w:line="278" w:lineRule="auto"/>
+      </w:pPr>
       <w:r>
         <w:t>The system must extract and store the following event details from uploaded drafts:</w:t>
       </w:r>
@@ -563,6 +623,7 @@
           <w:ilvl w:val="0"/>
           <w:numId w:val="5"/>
         </w:numPr>
+        <w:spacing w:line="278" w:lineRule="auto"/>
       </w:pPr>
       <w:r>
         <w:t>city where the event will hold</w:t>
@@ -574,6 +635,7 @@
           <w:ilvl w:val="0"/>
           <w:numId w:val="5"/>
         </w:numPr>
+        <w:spacing w:line="278" w:lineRule="auto"/>
       </w:pPr>
       <w:r>
         <w:t>event time</w:t>
@@ -585,69 +647,78 @@
           <w:ilvl w:val="0"/>
           <w:numId w:val="5"/>
         </w:numPr>
+        <w:spacing w:line="278" w:lineRule="auto"/>
+      </w:pPr>
+      <w:r>
+        <w:t>event date</w:t>
+      </w:r>
+    </w:p>
+    <w:p>
+      <w:pPr>
+        <w:numPr>
+          <w:ilvl w:val="0"/>
+          <w:numId w:val="5"/>
+        </w:numPr>
+        <w:spacing w:line="278" w:lineRule="auto"/>
+      </w:pPr>
+      <w:r>
+        <w:t>number of people attending</w:t>
+      </w:r>
+    </w:p>
+    <w:p>
+      <w:pPr>
+        <w:numPr>
+          <w:ilvl w:val="0"/>
+          <w:numId w:val="5"/>
+        </w:numPr>
+        <w:spacing w:line="278" w:lineRule="auto"/>
+      </w:pPr>
+      <w:r>
+        <w:t>whether food is required or not</w:t>
+      </w:r>
+    </w:p>
+    <w:p>
+      <w:pPr>
+        <w:numPr>
+          <w:ilvl w:val="0"/>
+          <w:numId w:val="5"/>
+        </w:numPr>
+        <w:spacing w:line="278" w:lineRule="auto"/>
+      </w:pPr>
+      <w:r>
+        <w:t>number of days the event will run</w:t>
+      </w:r>
+    </w:p>
+    <w:p>
+      <w:pPr>
+        <w:numPr>
+          <w:ilvl w:val="0"/>
+          <w:numId w:val="5"/>
+        </w:numPr>
+        <w:spacing w:line="278" w:lineRule="auto"/>
+      </w:pPr>
+      <w:r>
+        <w:t>whether hosting is required or not</w:t>
+      </w:r>
+    </w:p>
+    <w:p>
+      <w:pPr>
+        <w:numPr>
+          <w:ilvl w:val="0"/>
+          <w:numId w:val="5"/>
+        </w:numPr>
+        <w:spacing w:line="278" w:lineRule="auto"/>
+      </w:pPr>
+      <w:r>
+        <w:t>event budget</w:t>
+      </w:r>
+    </w:p>
+    <w:p>
+      <w:pPr>
+        <w:spacing w:line="278" w:lineRule="auto"/>
       </w:pPr>
       <w:r>
         <w:lastRenderedPageBreak/>
-        <w:t>event date</w:t>
-      </w:r>
-    </w:p>
-    <w:p>
-      <w:pPr>
-        <w:numPr>
-          <w:ilvl w:val="0"/>
-          <w:numId w:val="5"/>
-        </w:numPr>
-      </w:pPr>
-      <w:r>
-        <w:t>number of people attending</w:t>
-      </w:r>
-    </w:p>
-    <w:p>
-      <w:pPr>
-        <w:numPr>
-          <w:ilvl w:val="0"/>
-          <w:numId w:val="5"/>
-        </w:numPr>
-      </w:pPr>
-      <w:r>
-        <w:t>whether food is required or not</w:t>
-      </w:r>
-    </w:p>
-    <w:p>
-      <w:pPr>
-        <w:numPr>
-          <w:ilvl w:val="0"/>
-          <w:numId w:val="5"/>
-        </w:numPr>
-      </w:pPr>
-      <w:r>
-        <w:t>number of days the event will run</w:t>
-      </w:r>
-    </w:p>
-    <w:p>
-      <w:pPr>
-        <w:numPr>
-          <w:ilvl w:val="0"/>
-          <w:numId w:val="5"/>
-        </w:numPr>
-      </w:pPr>
-      <w:r>
-        <w:t>whether hosting is required or not</w:t>
-      </w:r>
-    </w:p>
-    <w:p>
-      <w:pPr>
-        <w:numPr>
-          <w:ilvl w:val="0"/>
-          <w:numId w:val="5"/>
-        </w:numPr>
-      </w:pPr>
-      <w:r>
-        <w:t>event budget</w:t>
-      </w:r>
-    </w:p>
-    <w:p>
-      <w:r>
         <w:t>These details must be used to:</w:t>
       </w:r>
     </w:p>
@@ -657,6 +728,7 @@
           <w:ilvl w:val="0"/>
           <w:numId w:val="6"/>
         </w:numPr>
+        <w:spacing w:line="278" w:lineRule="auto"/>
       </w:pPr>
       <w:r>
         <w:t>estimate total event cost</w:t>
@@ -668,6 +740,7 @@
           <w:ilvl w:val="0"/>
           <w:numId w:val="6"/>
         </w:numPr>
+        <w:spacing w:line="278" w:lineRule="auto"/>
       </w:pPr>
       <w:r>
         <w:t>compare vendors by price</w:t>
@@ -679,6 +752,7 @@
           <w:ilvl w:val="0"/>
           <w:numId w:val="6"/>
         </w:numPr>
+        <w:spacing w:line="278" w:lineRule="auto"/>
       </w:pPr>
       <w:r>
         <w:t>determine which vendor is closest to the event location</w:t>
@@ -690,12 +764,16 @@
           <w:ilvl w:val="0"/>
           <w:numId w:val="6"/>
         </w:numPr>
+        <w:spacing w:line="278" w:lineRule="auto"/>
       </w:pPr>
       <w:r>
         <w:t>recommend the best vendor based on budget, proximity, and requirements</w:t>
       </w:r>
     </w:p>
     <w:p>
+      <w:pPr>
+        <w:spacing w:line="278" w:lineRule="auto"/>
+      </w:pPr>
       <w:r>
         <w:pict w14:anchorId="1A2FAD5F">
           <v:rect id="_x0000_i2017" style="width:0;height:1.5pt" o:hralign="center" o:hrstd="t" o:hr="t" fillcolor="#a0a0a0" stroked="f"/>
@@ -704,6 +782,7 @@
     </w:p>
     <w:p>
       <w:pPr>
+        <w:spacing w:line="278" w:lineRule="auto"/>
         <w:rPr>
           <w:b/>
           <w:bCs/>
@@ -718,6 +797,9 @@
       </w:r>
     </w:p>
     <w:p>
+      <w:pPr>
+        <w:spacing w:line="278" w:lineRule="auto"/>
+      </w:pPr>
       <w:r>
         <w:t>The system should:</w:t>
       </w:r>
@@ -728,6 +810,7 @@
           <w:ilvl w:val="0"/>
           <w:numId w:val="7"/>
         </w:numPr>
+        <w:spacing w:line="278" w:lineRule="auto"/>
       </w:pPr>
       <w:r>
         <w:t>crawl vendor websites or use external APIs</w:t>
@@ -739,6 +822,7 @@
           <w:ilvl w:val="0"/>
           <w:numId w:val="7"/>
         </w:numPr>
+        <w:spacing w:line="278" w:lineRule="auto"/>
       </w:pPr>
       <w:r>
         <w:t>run vendor price updates every morning</w:t>
@@ -750,6 +834,7 @@
           <w:ilvl w:val="0"/>
           <w:numId w:val="7"/>
         </w:numPr>
+        <w:spacing w:line="278" w:lineRule="auto"/>
       </w:pPr>
       <w:r>
         <w:t>store vendor data in PostgreSQL</w:t>
@@ -761,6 +846,7 @@
           <w:ilvl w:val="0"/>
           <w:numId w:val="7"/>
         </w:numPr>
+        <w:spacing w:line="278" w:lineRule="auto"/>
       </w:pPr>
       <w:r>
         <w:t>track vendor location or service area</w:t>
@@ -772,6 +858,7 @@
           <w:ilvl w:val="0"/>
           <w:numId w:val="7"/>
         </w:numPr>
+        <w:spacing w:line="278" w:lineRule="auto"/>
       </w:pPr>
       <w:r>
         <w:t>calculate which vendor is nearest to the event city or venue</w:t>
@@ -783,6 +870,7 @@
           <w:ilvl w:val="0"/>
           <w:numId w:val="7"/>
         </w:numPr>
+        <w:spacing w:line="278" w:lineRule="auto"/>
       </w:pPr>
       <w:r>
         <w:t>rank vendors by:</w:t>
@@ -794,6 +882,7 @@
           <w:ilvl w:val="1"/>
           <w:numId w:val="7"/>
         </w:numPr>
+        <w:spacing w:line="278" w:lineRule="auto"/>
       </w:pPr>
       <w:r>
         <w:t>price</w:t>
@@ -805,6 +894,7 @@
           <w:ilvl w:val="1"/>
           <w:numId w:val="7"/>
         </w:numPr>
+        <w:spacing w:line="278" w:lineRule="auto"/>
       </w:pPr>
       <w:r>
         <w:t>closeness to the event location</w:t>
@@ -816,6 +906,7 @@
           <w:ilvl w:val="1"/>
           <w:numId w:val="7"/>
         </w:numPr>
+        <w:spacing w:line="278" w:lineRule="auto"/>
       </w:pPr>
       <w:r>
         <w:t>fit with food or hosting requirements</w:t>
@@ -827,12 +918,16 @@
           <w:ilvl w:val="1"/>
           <w:numId w:val="7"/>
         </w:numPr>
+        <w:spacing w:line="278" w:lineRule="auto"/>
       </w:pPr>
       <w:r>
         <w:t>overall budget match</w:t>
       </w:r>
     </w:p>
     <w:p>
+      <w:pPr>
+        <w:spacing w:line="278" w:lineRule="auto"/>
+      </w:pPr>
       <w:r>
         <w:pict w14:anchorId="321AD9FF">
           <v:rect id="_x0000_i2018" style="width:0;height:1.5pt" o:hralign="center" o:hrstd="t" o:hr="t" fillcolor="#a0a0a0" stroked="f"/>
@@ -841,6 +936,7 @@
     </w:p>
     <w:p>
       <w:pPr>
+        <w:spacing w:line="278" w:lineRule="auto"/>
         <w:rPr>
           <w:b/>
           <w:bCs/>
@@ -855,6 +951,9 @@
       </w:r>
     </w:p>
     <w:p>
+      <w:pPr>
+        <w:spacing w:line="278" w:lineRule="auto"/>
+      </w:pPr>
       <w:r>
         <w:t>The system must allow users to upload files such as:</w:t>
       </w:r>
@@ -865,6 +964,7 @@
           <w:ilvl w:val="0"/>
           <w:numId w:val="8"/>
         </w:numPr>
+        <w:spacing w:line="278" w:lineRule="auto"/>
       </w:pPr>
       <w:r>
         <w:t>PNG</w:t>
@@ -876,59 +976,103 @@
           <w:ilvl w:val="0"/>
           <w:numId w:val="8"/>
         </w:numPr>
+        <w:spacing w:line="278" w:lineRule="auto"/>
+      </w:pPr>
+      <w:r>
+        <w:t>JPG</w:t>
+      </w:r>
+    </w:p>
+    <w:p>
+      <w:pPr>
+        <w:numPr>
+          <w:ilvl w:val="0"/>
+          <w:numId w:val="8"/>
+        </w:numPr>
+        <w:spacing w:line="278" w:lineRule="auto"/>
+      </w:pPr>
+      <w:r>
+        <w:t>PDF</w:t>
+      </w:r>
+    </w:p>
+    <w:p>
+      <w:pPr>
+        <w:numPr>
+          <w:ilvl w:val="0"/>
+          <w:numId w:val="8"/>
+        </w:numPr>
+        <w:spacing w:line="278" w:lineRule="auto"/>
+      </w:pPr>
+      <w:r>
+        <w:t>DOCX</w:t>
+      </w:r>
+    </w:p>
+    <w:p>
+      <w:pPr>
+        <w:numPr>
+          <w:ilvl w:val="0"/>
+          <w:numId w:val="8"/>
+        </w:numPr>
+        <w:spacing w:line="278" w:lineRule="auto"/>
+      </w:pPr>
+      <w:r>
+        <w:t>XLSX</w:t>
+      </w:r>
+    </w:p>
+    <w:p>
+      <w:pPr>
+        <w:numPr>
+          <w:ilvl w:val="0"/>
+          <w:numId w:val="8"/>
+        </w:numPr>
+        <w:spacing w:line="278" w:lineRule="auto"/>
+      </w:pPr>
+      <w:r>
+        <w:t>CSV</w:t>
+      </w:r>
+    </w:p>
+    <w:p>
+      <w:pPr>
+        <w:spacing w:line="278" w:lineRule="auto"/>
+      </w:pPr>
+      <w:r>
+        <w:t>The system should:</w:t>
+      </w:r>
+    </w:p>
+    <w:p>
+      <w:pPr>
+        <w:numPr>
+          <w:ilvl w:val="0"/>
+          <w:numId w:val="9"/>
+        </w:numPr>
+        <w:spacing w:line="278" w:lineRule="auto"/>
+      </w:pPr>
+      <w:r>
+        <w:t>parse the uploaded document</w:t>
+      </w:r>
+    </w:p>
+    <w:p>
+      <w:pPr>
+        <w:numPr>
+          <w:ilvl w:val="0"/>
+          <w:numId w:val="9"/>
+        </w:numPr>
+        <w:spacing w:line="278" w:lineRule="auto"/>
+      </w:pPr>
+      <w:r>
+        <w:t>extract structured event information</w:t>
+      </w:r>
+    </w:p>
+    <w:p>
+      <w:pPr>
+        <w:numPr>
+          <w:ilvl w:val="0"/>
+          <w:numId w:val="9"/>
+        </w:numPr>
+        <w:spacing w:line="278" w:lineRule="auto"/>
       </w:pPr>
       <w:r>
         <w:lastRenderedPageBreak/>
-        <w:t>JPG</w:t>
-      </w:r>
-    </w:p>
-    <w:p>
-      <w:pPr>
-        <w:numPr>
-          <w:ilvl w:val="0"/>
-          <w:numId w:val="8"/>
-        </w:numPr>
-      </w:pPr>
-      <w:r>
-        <w:t>PDF</w:t>
-      </w:r>
-    </w:p>
-    <w:p>
-      <w:pPr>
-        <w:numPr>
-          <w:ilvl w:val="0"/>
-          <w:numId w:val="8"/>
-        </w:numPr>
-      </w:pPr>
-      <w:r>
-        <w:t>DOCX</w:t>
-      </w:r>
-    </w:p>
-    <w:p>
-      <w:pPr>
-        <w:numPr>
-          <w:ilvl w:val="0"/>
-          <w:numId w:val="8"/>
-        </w:numPr>
-      </w:pPr>
-      <w:r>
-        <w:t>XLSX</w:t>
-      </w:r>
-    </w:p>
-    <w:p>
-      <w:pPr>
-        <w:numPr>
-          <w:ilvl w:val="0"/>
-          <w:numId w:val="8"/>
-        </w:numPr>
-      </w:pPr>
-      <w:r>
-        <w:t>CSV</w:t>
-      </w:r>
-    </w:p>
-    <w:p>
-      <w:r>
-        <w:t>The system should:</w:t>
+        <w:t>store the original file</w:t>
       </w:r>
     </w:p>
     <w:p>
@@ -937,9 +1081,10 @@
           <w:ilvl w:val="0"/>
           <w:numId w:val="9"/>
         </w:numPr>
-      </w:pPr>
-      <w:r>
-        <w:t>parse the uploaded document</w:t>
+        <w:spacing w:line="278" w:lineRule="auto"/>
+      </w:pPr>
+      <w:r>
+        <w:t>store a JSON summary</w:t>
       </w:r>
     </w:p>
     <w:p>
@@ -948,9 +1093,10 @@
           <w:ilvl w:val="0"/>
           <w:numId w:val="9"/>
         </w:numPr>
-      </w:pPr>
-      <w:r>
-        <w:t>extract structured event information</w:t>
+        <w:spacing w:line="278" w:lineRule="auto"/>
+      </w:pPr>
+      <w:r>
+        <w:t>chunk and embed the file into a vector database</w:t>
       </w:r>
     </w:p>
     <w:p>
@@ -959,45 +1105,16 @@
           <w:ilvl w:val="0"/>
           <w:numId w:val="9"/>
         </w:numPr>
-      </w:pPr>
-      <w:r>
-        <w:t>store the original file</w:t>
-      </w:r>
-    </w:p>
-    <w:p>
-      <w:pPr>
-        <w:numPr>
-          <w:ilvl w:val="0"/>
-          <w:numId w:val="9"/>
-        </w:numPr>
-      </w:pPr>
-      <w:r>
-        <w:t>store a JSON summary</w:t>
-      </w:r>
-    </w:p>
-    <w:p>
-      <w:pPr>
-        <w:numPr>
-          <w:ilvl w:val="0"/>
-          <w:numId w:val="9"/>
-        </w:numPr>
-      </w:pPr>
-      <w:r>
-        <w:t>chunk and embed the file into a vector database</w:t>
-      </w:r>
-    </w:p>
-    <w:p>
-      <w:pPr>
-        <w:numPr>
-          <w:ilvl w:val="0"/>
-          <w:numId w:val="9"/>
-        </w:numPr>
+        <w:spacing w:line="278" w:lineRule="auto"/>
       </w:pPr>
       <w:r>
         <w:t>make the file searchable through chat</w:t>
       </w:r>
     </w:p>
     <w:p>
+      <w:pPr>
+        <w:spacing w:line="278" w:lineRule="auto"/>
+      </w:pPr>
       <w:r>
         <w:t>The chat system must answer questions about:</w:t>
       </w:r>
@@ -1008,6 +1125,7 @@
           <w:ilvl w:val="0"/>
           <w:numId w:val="10"/>
         </w:numPr>
+        <w:spacing w:line="278" w:lineRule="auto"/>
       </w:pPr>
       <w:r>
         <w:t>past budgets</w:t>
@@ -1019,6 +1137,7 @@
           <w:ilvl w:val="0"/>
           <w:numId w:val="10"/>
         </w:numPr>
+        <w:spacing w:line="278" w:lineRule="auto"/>
       </w:pPr>
       <w:r>
         <w:t>vendor choices</w:t>
@@ -1030,6 +1149,7 @@
           <w:ilvl w:val="0"/>
           <w:numId w:val="10"/>
         </w:numPr>
+        <w:spacing w:line="278" w:lineRule="auto"/>
       </w:pPr>
       <w:r>
         <w:t>purchases</w:t>
@@ -1041,6 +1161,7 @@
           <w:ilvl w:val="0"/>
           <w:numId w:val="10"/>
         </w:numPr>
+        <w:spacing w:line="278" w:lineRule="auto"/>
       </w:pPr>
       <w:r>
         <w:t>event plans</w:t>
@@ -1052,6 +1173,7 @@
           <w:ilvl w:val="0"/>
           <w:numId w:val="10"/>
         </w:numPr>
+        <w:spacing w:line="278" w:lineRule="auto"/>
       </w:pPr>
       <w:r>
         <w:t>why a budget was approved</w:t>
@@ -1063,6 +1185,7 @@
           <w:ilvl w:val="0"/>
           <w:numId w:val="10"/>
         </w:numPr>
+        <w:spacing w:line="278" w:lineRule="auto"/>
       </w:pPr>
       <w:r>
         <w:t>what was bought</w:t>
@@ -1074,6 +1197,7 @@
           <w:ilvl w:val="0"/>
           <w:numId w:val="10"/>
         </w:numPr>
+        <w:spacing w:line="278" w:lineRule="auto"/>
       </w:pPr>
       <w:r>
         <w:t>where it was bought from</w:t>
@@ -1085,6 +1209,7 @@
           <w:ilvl w:val="0"/>
           <w:numId w:val="10"/>
         </w:numPr>
+        <w:spacing w:line="278" w:lineRule="auto"/>
       </w:pPr>
       <w:r>
         <w:t>which vendor was closest</w:t>
@@ -1096,6 +1221,7 @@
           <w:ilvl w:val="0"/>
           <w:numId w:val="10"/>
         </w:numPr>
+        <w:spacing w:line="278" w:lineRule="auto"/>
       </w:pPr>
       <w:r>
         <w:t>which vendor was cheapest</w:t>
@@ -1107,12 +1233,16 @@
           <w:ilvl w:val="0"/>
           <w:numId w:val="10"/>
         </w:numPr>
+        <w:spacing w:line="278" w:lineRule="auto"/>
       </w:pPr>
       <w:r>
         <w:t>which vendor best matched the event</w:t>
       </w:r>
     </w:p>
     <w:p>
+      <w:pPr>
+        <w:spacing w:line="278" w:lineRule="auto"/>
+      </w:pPr>
       <w:r>
         <w:pict w14:anchorId="4B29E63A">
           <v:rect id="_x0000_i2019" style="width:0;height:1.5pt" o:hralign="center" o:hrstd="t" o:hr="t" fillcolor="#a0a0a0" stroked="f"/>
@@ -1121,6 +1251,7 @@
     </w:p>
     <w:p>
       <w:pPr>
+        <w:spacing w:line="278" w:lineRule="auto"/>
         <w:rPr>
           <w:b/>
           <w:bCs/>
@@ -1135,6 +1266,9 @@
       </w:r>
     </w:p>
     <w:p>
+      <w:pPr>
+        <w:spacing w:line="278" w:lineRule="auto"/>
+      </w:pPr>
       <w:r>
         <w:t>Use:</w:t>
       </w:r>
@@ -1145,6 +1279,7 @@
           <w:ilvl w:val="0"/>
           <w:numId w:val="11"/>
         </w:numPr>
+        <w:spacing w:line="278" w:lineRule="auto"/>
       </w:pPr>
       <w:proofErr w:type="spellStart"/>
       <w:r>
@@ -1169,6 +1304,7 @@
           <w:ilvl w:val="0"/>
           <w:numId w:val="11"/>
         </w:numPr>
+        <w:spacing w:line="278" w:lineRule="auto"/>
       </w:pPr>
       <w:proofErr w:type="spellStart"/>
       <w:r>
@@ -1193,9 +1329,9 @@
           <w:ilvl w:val="0"/>
           <w:numId w:val="11"/>
         </w:numPr>
-      </w:pPr>
-      <w:r>
-        <w:lastRenderedPageBreak/>
+        <w:spacing w:line="278" w:lineRule="auto"/>
+      </w:pPr>
+      <w:r>
         <w:t>PostgreSQL for database storage</w:t>
       </w:r>
     </w:p>
@@ -1205,6 +1341,7 @@
           <w:ilvl w:val="0"/>
           <w:numId w:val="11"/>
         </w:numPr>
+        <w:spacing w:line="278" w:lineRule="auto"/>
       </w:pPr>
       <w:proofErr w:type="spellStart"/>
       <w:r>
@@ -1229,6 +1366,7 @@
           <w:ilvl w:val="0"/>
           <w:numId w:val="11"/>
         </w:numPr>
+        <w:spacing w:line="278" w:lineRule="auto"/>
       </w:pPr>
       <w:r>
         <w:t>Docker and Docker Compose for deployment</w:t>
@@ -1240,6 +1378,7 @@
           <w:ilvl w:val="0"/>
           <w:numId w:val="11"/>
         </w:numPr>
+        <w:spacing w:line="278" w:lineRule="auto"/>
       </w:pPr>
       <w:proofErr w:type="spellStart"/>
       <w:r>
@@ -1256,6 +1395,7 @@
           <w:ilvl w:val="0"/>
           <w:numId w:val="11"/>
         </w:numPr>
+        <w:spacing w:line="278" w:lineRule="auto"/>
       </w:pPr>
       <w:r>
         <w:t>Plotly for charts and visualisation</w:t>
@@ -1267,6 +1407,7 @@
           <w:ilvl w:val="0"/>
           <w:numId w:val="11"/>
         </w:numPr>
+        <w:spacing w:line="278" w:lineRule="auto"/>
       </w:pPr>
       <w:proofErr w:type="spellStart"/>
       <w:r>
@@ -1286,6 +1427,9 @@
       </w:r>
     </w:p>
     <w:p>
+      <w:pPr>
+        <w:spacing w:line="278" w:lineRule="auto"/>
+      </w:pPr>
       <w:r>
         <w:pict w14:anchorId="217209B3">
           <v:rect id="_x0000_i2020" style="width:0;height:1.5pt" o:hralign="center" o:hrstd="t" o:hr="t" fillcolor="#a0a0a0" stroked="f"/>
@@ -1294,6 +1438,7 @@
     </w:p>
     <w:p>
       <w:pPr>
+        <w:spacing w:line="278" w:lineRule="auto"/>
         <w:rPr>
           <w:b/>
           <w:bCs/>
@@ -1308,6 +1453,9 @@
       </w:r>
     </w:p>
     <w:p>
+      <w:pPr>
+        <w:spacing w:line="278" w:lineRule="auto"/>
+      </w:pPr>
       <w:r>
         <w:t>The system should provide:</w:t>
       </w:r>
@@ -1318,6 +1466,7 @@
           <w:ilvl w:val="0"/>
           <w:numId w:val="12"/>
         </w:numPr>
+        <w:spacing w:line="278" w:lineRule="auto"/>
       </w:pPr>
       <w:r>
         <w:t>single-page dashboard</w:t>
@@ -1329,8 +1478,10 @@
           <w:ilvl w:val="0"/>
           <w:numId w:val="12"/>
         </w:numPr>
-      </w:pPr>
-      <w:r>
+        <w:spacing w:line="278" w:lineRule="auto"/>
+      </w:pPr>
+      <w:r>
+        <w:lastRenderedPageBreak/>
         <w:t>event upload form</w:t>
       </w:r>
     </w:p>
@@ -1340,6 +1491,7 @@
           <w:ilvl w:val="0"/>
           <w:numId w:val="12"/>
         </w:numPr>
+        <w:spacing w:line="278" w:lineRule="auto"/>
       </w:pPr>
       <w:r>
         <w:t>vendor comparison table</w:t>
@@ -1351,6 +1503,7 @@
           <w:ilvl w:val="0"/>
           <w:numId w:val="12"/>
         </w:numPr>
+        <w:spacing w:line="278" w:lineRule="auto"/>
       </w:pPr>
       <w:r>
         <w:t>nearest-vendor recommendation</w:t>
@@ -1362,6 +1515,7 @@
           <w:ilvl w:val="0"/>
           <w:numId w:val="12"/>
         </w:numPr>
+        <w:spacing w:line="278" w:lineRule="auto"/>
       </w:pPr>
       <w:r>
         <w:t>budget summary</w:t>
@@ -1373,6 +1527,7 @@
           <w:ilvl w:val="0"/>
           <w:numId w:val="12"/>
         </w:numPr>
+        <w:spacing w:line="278" w:lineRule="auto"/>
       </w:pPr>
       <w:r>
         <w:t>historical reports</w:t>
@@ -1384,6 +1539,7 @@
           <w:ilvl w:val="0"/>
           <w:numId w:val="12"/>
         </w:numPr>
+        <w:spacing w:line="278" w:lineRule="auto"/>
       </w:pPr>
       <w:r>
         <w:t>downloadable outputs</w:t>
@@ -1395,6 +1551,7 @@
           <w:ilvl w:val="0"/>
           <w:numId w:val="12"/>
         </w:numPr>
+        <w:spacing w:line="278" w:lineRule="auto"/>
       </w:pPr>
       <w:r>
         <w:t>AI chat over all stored history</w:t>
@@ -1406,12 +1563,16 @@
           <w:ilvl w:val="0"/>
           <w:numId w:val="12"/>
         </w:numPr>
+        <w:spacing w:line="278" w:lineRule="auto"/>
       </w:pPr>
       <w:r>
         <w:t>trend analysis over time</w:t>
       </w:r>
     </w:p>
     <w:p>
+      <w:pPr>
+        <w:spacing w:line="278" w:lineRule="auto"/>
+      </w:pPr>
       <w:r>
         <w:pict w14:anchorId="2EEAEE92">
           <v:rect id="_x0000_i2021" style="width:0;height:1.5pt" o:hralign="center" o:hrstd="t" o:hr="t" fillcolor="#a0a0a0" stroked="f"/>
@@ -1420,6 +1581,7 @@
     </w:p>
     <w:p>
       <w:pPr>
+        <w:spacing w:line="278" w:lineRule="auto"/>
         <w:rPr>
           <w:b/>
           <w:bCs/>
@@ -1434,6 +1596,9 @@
       </w:r>
     </w:p>
     <w:p>
+      <w:pPr>
+        <w:spacing w:line="278" w:lineRule="auto"/>
+      </w:pPr>
       <w:r>
         <w:t>Build a scalable, containerized company event planning system that helps users:</w:t>
       </w:r>
@@ -1444,6 +1609,7 @@
           <w:ilvl w:val="0"/>
           <w:numId w:val="13"/>
         </w:numPr>
+        <w:spacing w:line="278" w:lineRule="auto"/>
       </w:pPr>
       <w:r>
         <w:t>understand event requirements</w:t>
@@ -1455,6 +1621,7 @@
           <w:ilvl w:val="0"/>
           <w:numId w:val="13"/>
         </w:numPr>
+        <w:spacing w:line="278" w:lineRule="auto"/>
       </w:pPr>
       <w:r>
         <w:t>compare vendor prices</w:t>
@@ -1466,6 +1633,7 @@
           <w:ilvl w:val="0"/>
           <w:numId w:val="13"/>
         </w:numPr>
+        <w:spacing w:line="278" w:lineRule="auto"/>
       </w:pPr>
       <w:r>
         <w:t>identify the closest vendor</w:t>
@@ -1477,6 +1645,7 @@
           <w:ilvl w:val="0"/>
           <w:numId w:val="13"/>
         </w:numPr>
+        <w:spacing w:line="278" w:lineRule="auto"/>
       </w:pPr>
       <w:r>
         <w:t>stay within budget</w:t>
@@ -1488,6 +1657,7 @@
           <w:ilvl w:val="0"/>
           <w:numId w:val="13"/>
         </w:numPr>
+        <w:spacing w:line="278" w:lineRule="auto"/>
       </w:pPr>
       <w:r>
         <w:t>search historical records through chat</w:t>
@@ -1499,12 +1669,16 @@
           <w:ilvl w:val="0"/>
           <w:numId w:val="13"/>
         </w:numPr>
+        <w:spacing w:line="278" w:lineRule="auto"/>
       </w:pPr>
       <w:r>
         <w:t>support month-on-month and year-on-year continuity</w:t>
       </w:r>
     </w:p>
     <w:p>
+      <w:pPr>
+        <w:spacing w:line="278" w:lineRule="auto"/>
+      </w:pPr>
       <w:r>
         <w:pict w14:anchorId="05CF2904">
           <v:rect id="_x0000_i2022" style="width:0;height:1.5pt" o:hralign="center" o:hrstd="t" o:hr="t" fillcolor="#a0a0a0" stroked="f"/>
@@ -3508,17 +3682,15 @@
   <w:docDefaults>
     <w:rPrDefault>
       <w:rPr>
-        <w:rFonts w:asciiTheme="minorHAnsi" w:eastAsiaTheme="minorHAnsi" w:hAnsiTheme="minorHAnsi" w:cstheme="minorBidi"/>
-        <w:kern w:val="2"/>
-        <w:sz w:val="24"/>
-        <w:szCs w:val="24"/>
+        <w:rFonts w:asciiTheme="minorHAnsi" w:eastAsiaTheme="minorEastAsia" w:hAnsiTheme="minorHAnsi" w:cstheme="minorBidi"/>
+        <w:sz w:val="21"/>
+        <w:szCs w:val="21"/>
         <w:lang w:val="en-GB" w:eastAsia="en-US" w:bidi="ar-SA"/>
-        <w14:ligatures w14:val="standardContextual"/>
       </w:rPr>
     </w:rPrDefault>
     <w:pPrDefault>
       <w:pPr>
-        <w:spacing w:after="160" w:line="278" w:lineRule="auto"/>
+        <w:spacing w:after="160" w:line="312" w:lineRule="auto"/>
       </w:pPr>
     </w:pPrDefault>
   </w:docDefaults>
@@ -3903,6 +4075,7 @@
   <w:style w:type="paragraph" w:default="1" w:styleId="Normal">
     <w:name w:val="Normal"/>
     <w:qFormat/>
+    <w:rsid w:val="00DC0A61"/>
   </w:style>
   <w:style w:type="paragraph" w:styleId="Heading1">
     <w:name w:val="heading 1"/>
@@ -3911,18 +4084,22 @@
     <w:link w:val="Heading1Char"/>
     <w:uiPriority w:val="9"/>
     <w:qFormat/>
-    <w:rsid w:val="00FC7A3B"/>
+    <w:rsid w:val="00DC0A61"/>
     <w:pPr>
       <w:keepNext/>
       <w:keepLines/>
-      <w:spacing w:before="360" w:after="80"/>
+      <w:pBdr>
+        <w:left w:val="single" w:sz="12" w:space="12" w:color="EA6312" w:themeColor="accent2"/>
+      </w:pBdr>
+      <w:spacing w:before="80" w:after="80" w:line="240" w:lineRule="auto"/>
       <w:outlineLvl w:val="0"/>
     </w:pPr>
     <w:rPr>
       <w:rFonts w:asciiTheme="majorHAnsi" w:eastAsiaTheme="majorEastAsia" w:hAnsiTheme="majorHAnsi" w:cstheme="majorBidi"/>
-      <w:color w:val="0F4761" w:themeColor="accent1" w:themeShade="BF"/>
-      <w:sz w:val="40"/>
-      <w:szCs w:val="40"/>
+      <w:caps/>
+      <w:spacing w:val="10"/>
+      <w:sz w:val="36"/>
+      <w:szCs w:val="36"/>
     </w:rPr>
   </w:style>
   <w:style w:type="paragraph" w:styleId="Heading2">
@@ -3934,18 +4111,17 @@
     <w:semiHidden/>
     <w:unhideWhenUsed/>
     <w:qFormat/>
-    <w:rsid w:val="00FC7A3B"/>
+    <w:rsid w:val="00DC0A61"/>
     <w:pPr>
       <w:keepNext/>
       <w:keepLines/>
-      <w:spacing w:before="160" w:after="80"/>
+      <w:spacing w:before="120" w:after="0" w:line="240" w:lineRule="auto"/>
       <w:outlineLvl w:val="1"/>
     </w:pPr>
     <w:rPr>
       <w:rFonts w:asciiTheme="majorHAnsi" w:eastAsiaTheme="majorEastAsia" w:hAnsiTheme="majorHAnsi" w:cstheme="majorBidi"/>
-      <w:color w:val="0F4761" w:themeColor="accent1" w:themeShade="BF"/>
-      <w:sz w:val="32"/>
-      <w:szCs w:val="32"/>
+      <w:sz w:val="36"/>
+      <w:szCs w:val="36"/>
     </w:rPr>
   </w:style>
   <w:style w:type="paragraph" w:styleId="Heading3">
@@ -3957,16 +4133,16 @@
     <w:semiHidden/>
     <w:unhideWhenUsed/>
     <w:qFormat/>
-    <w:rsid w:val="00FC7A3B"/>
+    <w:rsid w:val="00DC0A61"/>
     <w:pPr>
       <w:keepNext/>
       <w:keepLines/>
-      <w:spacing w:before="160" w:after="80"/>
+      <w:spacing w:before="80" w:after="0" w:line="240" w:lineRule="auto"/>
       <w:outlineLvl w:val="2"/>
     </w:pPr>
     <w:rPr>
-      <w:rFonts w:eastAsiaTheme="majorEastAsia" w:cstheme="majorBidi"/>
-      <w:color w:val="0F4761" w:themeColor="accent1" w:themeShade="BF"/>
+      <w:rFonts w:asciiTheme="majorHAnsi" w:eastAsiaTheme="majorEastAsia" w:hAnsiTheme="majorHAnsi" w:cstheme="majorBidi"/>
+      <w:caps/>
       <w:sz w:val="28"/>
       <w:szCs w:val="28"/>
     </w:rPr>
@@ -3980,18 +4156,19 @@
     <w:semiHidden/>
     <w:unhideWhenUsed/>
     <w:qFormat/>
-    <w:rsid w:val="00FC7A3B"/>
+    <w:rsid w:val="00DC0A61"/>
     <w:pPr>
       <w:keepNext/>
       <w:keepLines/>
-      <w:spacing w:before="80" w:after="40"/>
+      <w:spacing w:before="80" w:after="0" w:line="240" w:lineRule="auto"/>
       <w:outlineLvl w:val="3"/>
     </w:pPr>
     <w:rPr>
-      <w:rFonts w:eastAsiaTheme="majorEastAsia" w:cstheme="majorBidi"/>
+      <w:rFonts w:asciiTheme="majorHAnsi" w:eastAsiaTheme="majorEastAsia" w:hAnsiTheme="majorHAnsi" w:cstheme="majorBidi"/>
       <w:i/>
       <w:iCs/>
-      <w:color w:val="0F4761" w:themeColor="accent1" w:themeShade="BF"/>
+      <w:sz w:val="28"/>
+      <w:szCs w:val="28"/>
     </w:rPr>
   </w:style>
   <w:style w:type="paragraph" w:styleId="Heading5">
@@ -4003,16 +4180,17 @@
     <w:semiHidden/>
     <w:unhideWhenUsed/>
     <w:qFormat/>
-    <w:rsid w:val="00FC7A3B"/>
+    <w:rsid w:val="00DC0A61"/>
     <w:pPr>
       <w:keepNext/>
       <w:keepLines/>
-      <w:spacing w:before="80" w:after="40"/>
+      <w:spacing w:before="80" w:after="0" w:line="240" w:lineRule="auto"/>
       <w:outlineLvl w:val="4"/>
     </w:pPr>
     <w:rPr>
-      <w:rFonts w:eastAsiaTheme="majorEastAsia" w:cstheme="majorBidi"/>
-      <w:color w:val="0F4761" w:themeColor="accent1" w:themeShade="BF"/>
+      <w:rFonts w:asciiTheme="majorHAnsi" w:eastAsiaTheme="majorEastAsia" w:hAnsiTheme="majorHAnsi" w:cstheme="majorBidi"/>
+      <w:sz w:val="24"/>
+      <w:szCs w:val="24"/>
     </w:rPr>
   </w:style>
   <w:style w:type="paragraph" w:styleId="Heading6">
@@ -4024,18 +4202,19 @@
     <w:semiHidden/>
     <w:unhideWhenUsed/>
     <w:qFormat/>
-    <w:rsid w:val="00FC7A3B"/>
+    <w:rsid w:val="00DC0A61"/>
     <w:pPr>
       <w:keepNext/>
       <w:keepLines/>
-      <w:spacing w:before="40" w:after="0"/>
+      <w:spacing w:before="80" w:after="0" w:line="240" w:lineRule="auto"/>
       <w:outlineLvl w:val="5"/>
     </w:pPr>
     <w:rPr>
-      <w:rFonts w:eastAsiaTheme="majorEastAsia" w:cstheme="majorBidi"/>
+      <w:rFonts w:asciiTheme="majorHAnsi" w:eastAsiaTheme="majorEastAsia" w:hAnsiTheme="majorHAnsi" w:cstheme="majorBidi"/>
       <w:i/>
       <w:iCs/>
-      <w:color w:val="595959" w:themeColor="text1" w:themeTint="A6"/>
+      <w:sz w:val="24"/>
+      <w:szCs w:val="24"/>
     </w:rPr>
   </w:style>
   <w:style w:type="paragraph" w:styleId="Heading7">
@@ -4047,16 +4226,18 @@
     <w:semiHidden/>
     <w:unhideWhenUsed/>
     <w:qFormat/>
-    <w:rsid w:val="00FC7A3B"/>
+    <w:rsid w:val="00DC0A61"/>
     <w:pPr>
       <w:keepNext/>
       <w:keepLines/>
-      <w:spacing w:before="40" w:after="0"/>
+      <w:spacing w:before="80" w:after="0" w:line="240" w:lineRule="auto"/>
       <w:outlineLvl w:val="6"/>
     </w:pPr>
     <w:rPr>
-      <w:rFonts w:eastAsiaTheme="majorEastAsia" w:cstheme="majorBidi"/>
+      <w:rFonts w:asciiTheme="majorHAnsi" w:eastAsiaTheme="majorEastAsia" w:hAnsiTheme="majorHAnsi" w:cstheme="majorBidi"/>
       <w:color w:val="595959" w:themeColor="text1" w:themeTint="A6"/>
+      <w:sz w:val="24"/>
+      <w:szCs w:val="24"/>
     </w:rPr>
   </w:style>
   <w:style w:type="paragraph" w:styleId="Heading8">
@@ -4068,18 +4249,16 @@
     <w:semiHidden/>
     <w:unhideWhenUsed/>
     <w:qFormat/>
-    <w:rsid w:val="00FC7A3B"/>
+    <w:rsid w:val="00DC0A61"/>
     <w:pPr>
       <w:keepNext/>
       <w:keepLines/>
-      <w:spacing w:after="0"/>
+      <w:spacing w:before="80" w:after="0" w:line="240" w:lineRule="auto"/>
       <w:outlineLvl w:val="7"/>
     </w:pPr>
     <w:rPr>
-      <w:rFonts w:eastAsiaTheme="majorEastAsia" w:cstheme="majorBidi"/>
-      <w:i/>
-      <w:iCs/>
-      <w:color w:val="272727" w:themeColor="text1" w:themeTint="D8"/>
+      <w:rFonts w:asciiTheme="majorHAnsi" w:eastAsiaTheme="majorEastAsia" w:hAnsiTheme="majorHAnsi" w:cstheme="majorBidi"/>
+      <w:caps/>
     </w:rPr>
   </w:style>
   <w:style w:type="paragraph" w:styleId="Heading9">
@@ -4091,16 +4270,18 @@
     <w:semiHidden/>
     <w:unhideWhenUsed/>
     <w:qFormat/>
-    <w:rsid w:val="00FC7A3B"/>
+    <w:rsid w:val="00DC0A61"/>
     <w:pPr>
       <w:keepNext/>
       <w:keepLines/>
-      <w:spacing w:after="0"/>
+      <w:spacing w:before="80" w:after="0" w:line="240" w:lineRule="auto"/>
       <w:outlineLvl w:val="8"/>
     </w:pPr>
     <w:rPr>
-      <w:rFonts w:eastAsiaTheme="majorEastAsia" w:cstheme="majorBidi"/>
-      <w:color w:val="272727" w:themeColor="text1" w:themeTint="D8"/>
+      <w:rFonts w:asciiTheme="majorHAnsi" w:eastAsiaTheme="majorEastAsia" w:hAnsiTheme="majorHAnsi" w:cstheme="majorBidi"/>
+      <w:i/>
+      <w:iCs/>
+      <w:caps/>
     </w:rPr>
   </w:style>
   <w:style w:type="character" w:default="1" w:styleId="DefaultParagraphFont">
@@ -4134,12 +4315,13 @@
     <w:basedOn w:val="DefaultParagraphFont"/>
     <w:link w:val="Heading1"/>
     <w:uiPriority w:val="9"/>
-    <w:rsid w:val="00FC7A3B"/>
+    <w:rsid w:val="00DC0A61"/>
     <w:rPr>
       <w:rFonts w:asciiTheme="majorHAnsi" w:eastAsiaTheme="majorEastAsia" w:hAnsiTheme="majorHAnsi" w:cstheme="majorBidi"/>
-      <w:color w:val="0F4761" w:themeColor="accent1" w:themeShade="BF"/>
-      <w:sz w:val="40"/>
-      <w:szCs w:val="40"/>
+      <w:caps/>
+      <w:spacing w:val="10"/>
+      <w:sz w:val="36"/>
+      <w:szCs w:val="36"/>
     </w:rPr>
   </w:style>
   <w:style w:type="character" w:customStyle="1" w:styleId="Heading2Char">
@@ -4148,12 +4330,11 @@
     <w:link w:val="Heading2"/>
     <w:uiPriority w:val="9"/>
     <w:semiHidden/>
-    <w:rsid w:val="00FC7A3B"/>
+    <w:rsid w:val="00DC0A61"/>
     <w:rPr>
       <w:rFonts w:asciiTheme="majorHAnsi" w:eastAsiaTheme="majorEastAsia" w:hAnsiTheme="majorHAnsi" w:cstheme="majorBidi"/>
-      <w:color w:val="0F4761" w:themeColor="accent1" w:themeShade="BF"/>
-      <w:sz w:val="32"/>
-      <w:szCs w:val="32"/>
+      <w:sz w:val="36"/>
+      <w:szCs w:val="36"/>
     </w:rPr>
   </w:style>
   <w:style w:type="character" w:customStyle="1" w:styleId="Heading3Char">
@@ -4162,10 +4343,10 @@
     <w:link w:val="Heading3"/>
     <w:uiPriority w:val="9"/>
     <w:semiHidden/>
-    <w:rsid w:val="00FC7A3B"/>
+    <w:rsid w:val="00DC0A61"/>
     <w:rPr>
-      <w:rFonts w:eastAsiaTheme="majorEastAsia" w:cstheme="majorBidi"/>
-      <w:color w:val="0F4761" w:themeColor="accent1" w:themeShade="BF"/>
+      <w:rFonts w:asciiTheme="majorHAnsi" w:eastAsiaTheme="majorEastAsia" w:hAnsiTheme="majorHAnsi" w:cstheme="majorBidi"/>
+      <w:caps/>
       <w:sz w:val="28"/>
       <w:szCs w:val="28"/>
     </w:rPr>
@@ -4176,12 +4357,13 @@
     <w:link w:val="Heading4"/>
     <w:uiPriority w:val="9"/>
     <w:semiHidden/>
-    <w:rsid w:val="00FC7A3B"/>
+    <w:rsid w:val="00DC0A61"/>
     <w:rPr>
-      <w:rFonts w:eastAsiaTheme="majorEastAsia" w:cstheme="majorBidi"/>
+      <w:rFonts w:asciiTheme="majorHAnsi" w:eastAsiaTheme="majorEastAsia" w:hAnsiTheme="majorHAnsi" w:cstheme="majorBidi"/>
       <w:i/>
       <w:iCs/>
-      <w:color w:val="0F4761" w:themeColor="accent1" w:themeShade="BF"/>
+      <w:sz w:val="28"/>
+      <w:szCs w:val="28"/>
     </w:rPr>
   </w:style>
   <w:style w:type="character" w:customStyle="1" w:styleId="Heading5Char">
@@ -4190,10 +4372,11 @@
     <w:link w:val="Heading5"/>
     <w:uiPriority w:val="9"/>
     <w:semiHidden/>
-    <w:rsid w:val="00FC7A3B"/>
+    <w:rsid w:val="00DC0A61"/>
     <w:rPr>
-      <w:rFonts w:eastAsiaTheme="majorEastAsia" w:cstheme="majorBidi"/>
-      <w:color w:val="0F4761" w:themeColor="accent1" w:themeShade="BF"/>
+      <w:rFonts w:asciiTheme="majorHAnsi" w:eastAsiaTheme="majorEastAsia" w:hAnsiTheme="majorHAnsi" w:cstheme="majorBidi"/>
+      <w:sz w:val="24"/>
+      <w:szCs w:val="24"/>
     </w:rPr>
   </w:style>
   <w:style w:type="character" w:customStyle="1" w:styleId="Heading6Char">
@@ -4202,12 +4385,13 @@
     <w:link w:val="Heading6"/>
     <w:uiPriority w:val="9"/>
     <w:semiHidden/>
-    <w:rsid w:val="00FC7A3B"/>
+    <w:rsid w:val="00DC0A61"/>
     <w:rPr>
-      <w:rFonts w:eastAsiaTheme="majorEastAsia" w:cstheme="majorBidi"/>
+      <w:rFonts w:asciiTheme="majorHAnsi" w:eastAsiaTheme="majorEastAsia" w:hAnsiTheme="majorHAnsi" w:cstheme="majorBidi"/>
       <w:i/>
       <w:iCs/>
-      <w:color w:val="595959" w:themeColor="text1" w:themeTint="A6"/>
+      <w:sz w:val="24"/>
+      <w:szCs w:val="24"/>
     </w:rPr>
   </w:style>
   <w:style w:type="character" w:customStyle="1" w:styleId="Heading7Char">
@@ -4216,10 +4400,12 @@
     <w:link w:val="Heading7"/>
     <w:uiPriority w:val="9"/>
     <w:semiHidden/>
-    <w:rsid w:val="00FC7A3B"/>
+    <w:rsid w:val="00DC0A61"/>
     <w:rPr>
-      <w:rFonts w:eastAsiaTheme="majorEastAsia" w:cstheme="majorBidi"/>
+      <w:rFonts w:asciiTheme="majorHAnsi" w:eastAsiaTheme="majorEastAsia" w:hAnsiTheme="majorHAnsi" w:cstheme="majorBidi"/>
       <w:color w:val="595959" w:themeColor="text1" w:themeTint="A6"/>
+      <w:sz w:val="24"/>
+      <w:szCs w:val="24"/>
     </w:rPr>
   </w:style>
   <w:style w:type="character" w:customStyle="1" w:styleId="Heading8Char">
@@ -4228,12 +4414,10 @@
     <w:link w:val="Heading8"/>
     <w:uiPriority w:val="9"/>
     <w:semiHidden/>
-    <w:rsid w:val="00FC7A3B"/>
+    <w:rsid w:val="00DC0A61"/>
     <w:rPr>
-      <w:rFonts w:eastAsiaTheme="majorEastAsia" w:cstheme="majorBidi"/>
-      <w:i/>
-      <w:iCs/>
-      <w:color w:val="272727" w:themeColor="text1" w:themeTint="D8"/>
+      <w:rFonts w:asciiTheme="majorHAnsi" w:eastAsiaTheme="majorEastAsia" w:hAnsiTheme="majorHAnsi" w:cstheme="majorBidi"/>
+      <w:caps/>
     </w:rPr>
   </w:style>
   <w:style w:type="character" w:customStyle="1" w:styleId="Heading9Char">
@@ -4242,10 +4426,12 @@
     <w:link w:val="Heading9"/>
     <w:uiPriority w:val="9"/>
     <w:semiHidden/>
-    <w:rsid w:val="00FC7A3B"/>
+    <w:rsid w:val="00DC0A61"/>
     <w:rPr>
-      <w:rFonts w:eastAsiaTheme="majorEastAsia" w:cstheme="majorBidi"/>
-      <w:color w:val="272727" w:themeColor="text1" w:themeTint="D8"/>
+      <w:rFonts w:asciiTheme="majorHAnsi" w:eastAsiaTheme="majorEastAsia" w:hAnsiTheme="majorHAnsi" w:cstheme="majorBidi"/>
+      <w:i/>
+      <w:iCs/>
+      <w:caps/>
     </w:rPr>
   </w:style>
   <w:style w:type="paragraph" w:styleId="Title">
@@ -4255,17 +4441,17 @@
     <w:link w:val="TitleChar"/>
     <w:uiPriority w:val="10"/>
     <w:qFormat/>
-    <w:rsid w:val="00FC7A3B"/>
+    <w:rsid w:val="00DC0A61"/>
     <w:pPr>
-      <w:spacing w:after="80" w:line="240" w:lineRule="auto"/>
+      <w:spacing w:after="0" w:line="240" w:lineRule="auto"/>
       <w:contextualSpacing/>
     </w:pPr>
     <w:rPr>
       <w:rFonts w:asciiTheme="majorHAnsi" w:eastAsiaTheme="majorEastAsia" w:hAnsiTheme="majorHAnsi" w:cstheme="majorBidi"/>
-      <w:spacing w:val="-10"/>
-      <w:kern w:val="28"/>
-      <w:sz w:val="56"/>
-      <w:szCs w:val="56"/>
+      <w:caps/>
+      <w:spacing w:val="40"/>
+      <w:sz w:val="76"/>
+      <w:szCs w:val="76"/>
     </w:rPr>
   </w:style>
   <w:style w:type="character" w:customStyle="1" w:styleId="TitleChar">
@@ -4273,13 +4459,13 @@
     <w:basedOn w:val="DefaultParagraphFont"/>
     <w:link w:val="Title"/>
     <w:uiPriority w:val="10"/>
-    <w:rsid w:val="00FC7A3B"/>
+    <w:rsid w:val="00DC0A61"/>
     <w:rPr>
       <w:rFonts w:asciiTheme="majorHAnsi" w:eastAsiaTheme="majorEastAsia" w:hAnsiTheme="majorHAnsi" w:cstheme="majorBidi"/>
-      <w:spacing w:val="-10"/>
-      <w:kern w:val="28"/>
-      <w:sz w:val="56"/>
-      <w:szCs w:val="56"/>
+      <w:caps/>
+      <w:spacing w:val="40"/>
+      <w:sz w:val="76"/>
+      <w:szCs w:val="76"/>
     </w:rPr>
   </w:style>
   <w:style w:type="paragraph" w:styleId="Subtitle">
@@ -4289,18 +4475,17 @@
     <w:link w:val="SubtitleChar"/>
     <w:uiPriority w:val="11"/>
     <w:qFormat/>
-    <w:rsid w:val="00FC7A3B"/>
+    <w:rsid w:val="00DC0A61"/>
     <w:pPr>
       <w:numPr>
         <w:ilvl w:val="1"/>
       </w:numPr>
+      <w:spacing w:after="240"/>
     </w:pPr>
     <w:rPr>
-      <w:rFonts w:eastAsiaTheme="majorEastAsia" w:cstheme="majorBidi"/>
-      <w:color w:val="595959" w:themeColor="text1" w:themeTint="A6"/>
-      <w:spacing w:val="15"/>
-      <w:sz w:val="28"/>
-      <w:szCs w:val="28"/>
+      <w:color w:val="000000" w:themeColor="text1"/>
+      <w:sz w:val="24"/>
+      <w:szCs w:val="24"/>
     </w:rPr>
   </w:style>
   <w:style w:type="character" w:customStyle="1" w:styleId="SubtitleChar">
@@ -4308,13 +4493,11 @@
     <w:basedOn w:val="DefaultParagraphFont"/>
     <w:link w:val="Subtitle"/>
     <w:uiPriority w:val="11"/>
-    <w:rsid w:val="00FC7A3B"/>
+    <w:rsid w:val="00DC0A61"/>
     <w:rPr>
-      <w:rFonts w:eastAsiaTheme="majorEastAsia" w:cstheme="majorBidi"/>
-      <w:color w:val="595959" w:themeColor="text1" w:themeTint="A6"/>
-      <w:spacing w:val="15"/>
-      <w:sz w:val="28"/>
-      <w:szCs w:val="28"/>
+      <w:color w:val="000000" w:themeColor="text1"/>
+      <w:sz w:val="24"/>
+      <w:szCs w:val="24"/>
     </w:rPr>
   </w:style>
   <w:style w:type="paragraph" w:styleId="Quote">
@@ -4324,15 +4507,15 @@
     <w:link w:val="QuoteChar"/>
     <w:uiPriority w:val="29"/>
     <w:qFormat/>
-    <w:rsid w:val="00FC7A3B"/>
+    <w:rsid w:val="00DC0A61"/>
     <w:pPr>
       <w:spacing w:before="160"/>
-      <w:jc w:val="center"/>
+      <w:ind w:left="720"/>
     </w:pPr>
     <w:rPr>
-      <w:i/>
-      <w:iCs/>
-      <w:color w:val="404040" w:themeColor="text1" w:themeTint="BF"/>
+      <w:rFonts w:asciiTheme="majorHAnsi" w:eastAsiaTheme="majorEastAsia" w:hAnsiTheme="majorHAnsi" w:cstheme="majorBidi"/>
+      <w:sz w:val="24"/>
+      <w:szCs w:val="24"/>
     </w:rPr>
   </w:style>
   <w:style w:type="character" w:customStyle="1" w:styleId="QuoteChar">
@@ -4340,11 +4523,11 @@
     <w:basedOn w:val="DefaultParagraphFont"/>
     <w:link w:val="Quote"/>
     <w:uiPriority w:val="29"/>
-    <w:rsid w:val="00FC7A3B"/>
+    <w:rsid w:val="00DC0A61"/>
     <w:rPr>
-      <w:i/>
-      <w:iCs/>
-      <w:color w:val="404040" w:themeColor="text1" w:themeTint="BF"/>
+      <w:rFonts w:asciiTheme="majorHAnsi" w:eastAsiaTheme="majorEastAsia" w:hAnsiTheme="majorHAnsi" w:cstheme="majorBidi"/>
+      <w:sz w:val="24"/>
+      <w:szCs w:val="24"/>
     </w:rPr>
   </w:style>
   <w:style w:type="paragraph" w:styleId="ListParagraph">
@@ -4352,7 +4535,7 @@
     <w:basedOn w:val="Normal"/>
     <w:uiPriority w:val="34"/>
     <w:qFormat/>
-    <w:rsid w:val="00FC7A3B"/>
+    <w:rsid w:val="00DC0A61"/>
     <w:pPr>
       <w:ind w:left="720"/>
       <w:contextualSpacing/>
@@ -4363,11 +4546,19 @@
     <w:basedOn w:val="DefaultParagraphFont"/>
     <w:uiPriority w:val="21"/>
     <w:qFormat/>
-    <w:rsid w:val="00FC7A3B"/>
+    <w:rsid w:val="00DC0A61"/>
     <w:rPr>
+      <w:rFonts w:asciiTheme="minorHAnsi" w:eastAsiaTheme="minorEastAsia" w:hAnsiTheme="minorHAnsi" w:cstheme="minorBidi"/>
+      <w:b/>
+      <w:bCs/>
       <w:i/>
       <w:iCs/>
-      <w:color w:val="0F4761" w:themeColor="accent1" w:themeShade="BF"/>
+      <w:color w:val="AF490D" w:themeColor="accent2" w:themeShade="BF"/>
+      <w:spacing w:val="0"/>
+      <w:w w:val="100"/>
+      <w:position w:val="0"/>
+      <w:sz w:val="20"/>
+      <w:szCs w:val="20"/>
     </w:rPr>
   </w:style>
   <w:style w:type="paragraph" w:styleId="IntenseQuote">
@@ -4377,20 +4568,19 @@
     <w:link w:val="IntenseQuoteChar"/>
     <w:uiPriority w:val="30"/>
     <w:qFormat/>
-    <w:rsid w:val="00FC7A3B"/>
+    <w:rsid w:val="00DC0A61"/>
     <w:pPr>
-      <w:pBdr>
-        <w:top w:val="single" w:sz="4" w:space="10" w:color="0F4761" w:themeColor="accent1" w:themeShade="BF"/>
-        <w:bottom w:val="single" w:sz="4" w:space="10" w:color="0F4761" w:themeColor="accent1" w:themeShade="BF"/>
-      </w:pBdr>
-      <w:spacing w:before="360" w:after="360"/>
-      <w:ind w:left="864" w:right="864"/>
+      <w:spacing w:before="100" w:beforeAutospacing="1" w:after="240"/>
+      <w:ind w:left="936" w:right="936"/>
       <w:jc w:val="center"/>
     </w:pPr>
     <w:rPr>
-      <w:i/>
-      <w:iCs/>
-      <w:color w:val="0F4761" w:themeColor="accent1" w:themeShade="BF"/>
+      <w:rFonts w:asciiTheme="majorHAnsi" w:eastAsiaTheme="majorEastAsia" w:hAnsiTheme="majorHAnsi" w:cstheme="majorBidi"/>
+      <w:caps/>
+      <w:color w:val="AF490D" w:themeColor="accent2" w:themeShade="BF"/>
+      <w:spacing w:val="10"/>
+      <w:sz w:val="28"/>
+      <w:szCs w:val="28"/>
     </w:rPr>
   </w:style>
   <w:style w:type="character" w:customStyle="1" w:styleId="IntenseQuoteChar">
@@ -4398,11 +4588,14 @@
     <w:basedOn w:val="DefaultParagraphFont"/>
     <w:link w:val="IntenseQuote"/>
     <w:uiPriority w:val="30"/>
-    <w:rsid w:val="00FC7A3B"/>
+    <w:rsid w:val="00DC0A61"/>
     <w:rPr>
-      <w:i/>
-      <w:iCs/>
-      <w:color w:val="0F4761" w:themeColor="accent1" w:themeShade="BF"/>
+      <w:rFonts w:asciiTheme="majorHAnsi" w:eastAsiaTheme="majorEastAsia" w:hAnsiTheme="majorHAnsi" w:cstheme="majorBidi"/>
+      <w:caps/>
+      <w:color w:val="AF490D" w:themeColor="accent2" w:themeShade="BF"/>
+      <w:spacing w:val="10"/>
+      <w:sz w:val="28"/>
+      <w:szCs w:val="28"/>
     </w:rPr>
   </w:style>
   <w:style w:type="character" w:styleId="IntenseReference">
@@ -4410,13 +4603,20 @@
     <w:basedOn w:val="DefaultParagraphFont"/>
     <w:uiPriority w:val="32"/>
     <w:qFormat/>
-    <w:rsid w:val="00FC7A3B"/>
+    <w:rsid w:val="00DC0A61"/>
     <w:rPr>
+      <w:rFonts w:asciiTheme="minorHAnsi" w:eastAsiaTheme="minorEastAsia" w:hAnsiTheme="minorHAnsi" w:cstheme="minorBidi"/>
       <w:b/>
       <w:bCs/>
+      <w:caps w:val="0"/>
       <w:smallCaps/>
-      <w:color w:val="0F4761" w:themeColor="accent1" w:themeShade="BF"/>
-      <w:spacing w:val="5"/>
+      <w:color w:val="191919" w:themeColor="text1" w:themeTint="E6"/>
+      <w:spacing w:val="10"/>
+      <w:w w:val="100"/>
+      <w:position w:val="0"/>
+      <w:sz w:val="20"/>
+      <w:szCs w:val="20"/>
+      <w:u w:val="single"/>
     </w:rPr>
   </w:style>
   <w:style w:type="character" w:styleId="Hyperlink">
@@ -4426,7 +4626,7 @@
     <w:unhideWhenUsed/>
     <w:rsid w:val="00544F95"/>
     <w:rPr>
-      <w:color w:val="467886" w:themeColor="hyperlink"/>
+      <w:color w:val="58C1BA" w:themeColor="hyperlink"/>
       <w:u w:val="single"/>
     </w:rPr>
   </w:style>
@@ -4442,13 +4642,139 @@
       <w:shd w:val="clear" w:color="auto" w:fill="E1DFDD"/>
     </w:rPr>
   </w:style>
+  <w:style w:type="paragraph" w:styleId="Caption">
+    <w:name w:val="caption"/>
+    <w:basedOn w:val="Normal"/>
+    <w:next w:val="Normal"/>
+    <w:uiPriority w:val="35"/>
+    <w:semiHidden/>
+    <w:unhideWhenUsed/>
+    <w:qFormat/>
+    <w:rsid w:val="00DC0A61"/>
+    <w:pPr>
+      <w:spacing w:line="240" w:lineRule="auto"/>
+    </w:pPr>
+    <w:rPr>
+      <w:b/>
+      <w:bCs/>
+      <w:color w:val="EA6312" w:themeColor="accent2"/>
+      <w:spacing w:val="10"/>
+      <w:sz w:val="16"/>
+      <w:szCs w:val="16"/>
+    </w:rPr>
+  </w:style>
+  <w:style w:type="character" w:styleId="Strong">
+    <w:name w:val="Strong"/>
+    <w:basedOn w:val="DefaultParagraphFont"/>
+    <w:uiPriority w:val="22"/>
+    <w:qFormat/>
+    <w:rsid w:val="00DC0A61"/>
+    <w:rPr>
+      <w:rFonts w:asciiTheme="minorHAnsi" w:eastAsiaTheme="minorEastAsia" w:hAnsiTheme="minorHAnsi" w:cstheme="minorBidi"/>
+      <w:b/>
+      <w:bCs/>
+      <w:spacing w:val="0"/>
+      <w:w w:val="100"/>
+      <w:position w:val="0"/>
+      <w:sz w:val="20"/>
+      <w:szCs w:val="20"/>
+    </w:rPr>
+  </w:style>
+  <w:style w:type="character" w:styleId="Emphasis">
+    <w:name w:val="Emphasis"/>
+    <w:basedOn w:val="DefaultParagraphFont"/>
+    <w:uiPriority w:val="20"/>
+    <w:qFormat/>
+    <w:rsid w:val="00DC0A61"/>
+    <w:rPr>
+      <w:rFonts w:asciiTheme="minorHAnsi" w:eastAsiaTheme="minorEastAsia" w:hAnsiTheme="minorHAnsi" w:cstheme="minorBidi"/>
+      <w:i/>
+      <w:iCs/>
+      <w:color w:val="AF490D" w:themeColor="accent2" w:themeShade="BF"/>
+      <w:sz w:val="20"/>
+      <w:szCs w:val="20"/>
+    </w:rPr>
+  </w:style>
+  <w:style w:type="paragraph" w:styleId="NoSpacing">
+    <w:name w:val="No Spacing"/>
+    <w:uiPriority w:val="1"/>
+    <w:qFormat/>
+    <w:rsid w:val="00DC0A61"/>
+    <w:pPr>
+      <w:spacing w:after="0" w:line="240" w:lineRule="auto"/>
+    </w:pPr>
+  </w:style>
+  <w:style w:type="character" w:styleId="SubtleEmphasis">
+    <w:name w:val="Subtle Emphasis"/>
+    <w:basedOn w:val="DefaultParagraphFont"/>
+    <w:uiPriority w:val="19"/>
+    <w:qFormat/>
+    <w:rsid w:val="00DC0A61"/>
+    <w:rPr>
+      <w:i/>
+      <w:iCs/>
+      <w:color w:val="auto"/>
+    </w:rPr>
+  </w:style>
+  <w:style w:type="character" w:styleId="SubtleReference">
+    <w:name w:val="Subtle Reference"/>
+    <w:basedOn w:val="DefaultParagraphFont"/>
+    <w:uiPriority w:val="31"/>
+    <w:qFormat/>
+    <w:rsid w:val="00DC0A61"/>
+    <w:rPr>
+      <w:rFonts w:asciiTheme="minorHAnsi" w:eastAsiaTheme="minorEastAsia" w:hAnsiTheme="minorHAnsi" w:cstheme="minorBidi"/>
+      <w:caps w:val="0"/>
+      <w:smallCaps/>
+      <w:color w:val="auto"/>
+      <w:spacing w:val="10"/>
+      <w:w w:val="100"/>
+      <w:sz w:val="20"/>
+      <w:szCs w:val="20"/>
+      <w:u w:val="single" w:color="7F7F7F" w:themeColor="text1" w:themeTint="80"/>
+    </w:rPr>
+  </w:style>
+  <w:style w:type="character" w:styleId="BookTitle">
+    <w:name w:val="Book Title"/>
+    <w:basedOn w:val="DefaultParagraphFont"/>
+    <w:uiPriority w:val="33"/>
+    <w:qFormat/>
+    <w:rsid w:val="00DC0A61"/>
+    <w:rPr>
+      <w:rFonts w:asciiTheme="minorHAnsi" w:eastAsiaTheme="minorEastAsia" w:hAnsiTheme="minorHAnsi" w:cstheme="minorBidi"/>
+      <w:b/>
+      <w:bCs/>
+      <w:i/>
+      <w:iCs/>
+      <w:caps w:val="0"/>
+      <w:smallCaps w:val="0"/>
+      <w:color w:val="auto"/>
+      <w:spacing w:val="10"/>
+      <w:w w:val="100"/>
+      <w:sz w:val="20"/>
+      <w:szCs w:val="20"/>
+    </w:rPr>
+  </w:style>
+  <w:style w:type="paragraph" w:styleId="TOCHeading">
+    <w:name w:val="TOC Heading"/>
+    <w:basedOn w:val="Heading1"/>
+    <w:next w:val="Normal"/>
+    <w:uiPriority w:val="39"/>
+    <w:semiHidden/>
+    <w:unhideWhenUsed/>
+    <w:qFormat/>
+    <w:rsid w:val="00DC0A61"/>
+    <w:pPr>
+      <w:outlineLvl w:val="9"/>
+    </w:pPr>
+  </w:style>
 </w:styles>
 </file>
 
 <file path=word/theme/theme1.xml><?xml version="1.0" encoding="utf-8"?>
-<a:theme xmlns:a="http://schemas.openxmlformats.org/drawingml/2006/main" name="Office Theme">
+<a:theme xmlns:a="http://schemas.openxmlformats.org/drawingml/2006/main" name="Ion">
   <a:themeElements>
-    <a:clrScheme name="Office">
+    <a:clrScheme name="Ion">
       <a:dk1>
         <a:sysClr val="windowText" lastClr="000000"/>
       </a:dk1>
@@ -4456,44 +4782,44 @@
         <a:sysClr val="window" lastClr="FFFFFF"/>
       </a:lt1>
       <a:dk2>
-        <a:srgbClr val="0E2841"/>
+        <a:srgbClr val="1E5155"/>
       </a:dk2>
       <a:lt2>
-        <a:srgbClr val="E8E8E8"/>
+        <a:srgbClr val="EBEBEB"/>
       </a:lt2>
       <a:accent1>
-        <a:srgbClr val="156082"/>
+        <a:srgbClr val="B01513"/>
       </a:accent1>
       <a:accent2>
-        <a:srgbClr val="E97132"/>
+        <a:srgbClr val="EA6312"/>
       </a:accent2>
       <a:accent3>
-        <a:srgbClr val="196B24"/>
+        <a:srgbClr val="E6B729"/>
       </a:accent3>
       <a:accent4>
-        <a:srgbClr val="0F9ED5"/>
+        <a:srgbClr val="6AAC90"/>
       </a:accent4>
       <a:accent5>
-        <a:srgbClr val="A02B93"/>
+        <a:srgbClr val="54849A"/>
       </a:accent5>
       <a:accent6>
-        <a:srgbClr val="4EA72E"/>
+        <a:srgbClr val="9E5E9B"/>
       </a:accent6>
       <a:hlink>
-        <a:srgbClr val="467886"/>
+        <a:srgbClr val="58C1BA"/>
       </a:hlink>
       <a:folHlink>
-        <a:srgbClr val="96607D"/>
+        <a:srgbClr val="9DFFCB"/>
       </a:folHlink>
     </a:clrScheme>
-    <a:fontScheme name="Office">
+    <a:fontScheme name="Ion">
       <a:majorFont>
-        <a:latin typeface="Aptos Display" panose="02110004020202020204"/>
+        <a:latin typeface="Century Gothic" panose="020B0502020202020204"/>
         <a:ea typeface=""/>
         <a:cs typeface=""/>
-        <a:font script="Jpan" typeface="游ゴシック Light"/>
+        <a:font script="Jpan" typeface="メイリオ"/>
         <a:font script="Hang" typeface="맑은 고딕"/>
-        <a:font script="Hans" typeface="等线 Light"/>
+        <a:font script="Hans" typeface="宋体"/>
         <a:font script="Hant" typeface="新細明體"/>
         <a:font script="Arab" typeface="Times New Roman"/>
         <a:font script="Hebr" typeface="Times New Roman"/>
@@ -4521,31 +4847,14 @@
         <a:font script="Viet" typeface="Times New Roman"/>
         <a:font script="Uigh" typeface="Microsoft Uighur"/>
         <a:font script="Geor" typeface="Sylfaen"/>
-        <a:font script="Armn" typeface="Arial"/>
-        <a:font script="Bugi" typeface="Leelawadee UI"/>
-        <a:font script="Bopo" typeface="Microsoft JhengHei"/>
-        <a:font script="Java" typeface="Javanese Text"/>
-        <a:font script="Lisu" typeface="Segoe UI"/>
-        <a:font script="Mymr" typeface="Myanmar Text"/>
-        <a:font script="Nkoo" typeface="Ebrima"/>
-        <a:font script="Olck" typeface="Nirmala UI"/>
-        <a:font script="Osma" typeface="Ebrima"/>
-        <a:font script="Phag" typeface="Phagspa"/>
-        <a:font script="Syrn" typeface="Estrangelo Edessa"/>
-        <a:font script="Syrj" typeface="Estrangelo Edessa"/>
-        <a:font script="Syre" typeface="Estrangelo Edessa"/>
-        <a:font script="Sora" typeface="Nirmala UI"/>
-        <a:font script="Tale" typeface="Microsoft Tai Le"/>
-        <a:font script="Talu" typeface="Microsoft New Tai Lue"/>
-        <a:font script="Tfng" typeface="Ebrima"/>
       </a:majorFont>
       <a:minorFont>
-        <a:latin typeface="Aptos" panose="02110004020202020204"/>
+        <a:latin typeface="Century Gothic" panose="020B0502020202020204"/>
         <a:ea typeface=""/>
         <a:cs typeface=""/>
-        <a:font script="Jpan" typeface="游明朝"/>
+        <a:font script="Jpan" typeface="メイリオ"/>
         <a:font script="Hang" typeface="맑은 고딕"/>
-        <a:font script="Hans" typeface="等线"/>
+        <a:font script="Hans" typeface="宋体"/>
         <a:font script="Hant" typeface="新細明體"/>
         <a:font script="Arab" typeface="Arial"/>
         <a:font script="Hebr" typeface="Arial"/>
@@ -4573,26 +4882,9 @@
         <a:font script="Viet" typeface="Arial"/>
         <a:font script="Uigh" typeface="Microsoft Uighur"/>
         <a:font script="Geor" typeface="Sylfaen"/>
-        <a:font script="Armn" typeface="Arial"/>
-        <a:font script="Bugi" typeface="Leelawadee UI"/>
-        <a:font script="Bopo" typeface="Microsoft JhengHei"/>
-        <a:font script="Java" typeface="Javanese Text"/>
-        <a:font script="Lisu" typeface="Segoe UI"/>
-        <a:font script="Mymr" typeface="Myanmar Text"/>
-        <a:font script="Nkoo" typeface="Ebrima"/>
-        <a:font script="Olck" typeface="Nirmala UI"/>
-        <a:font script="Osma" typeface="Ebrima"/>
-        <a:font script="Phag" typeface="Phagspa"/>
-        <a:font script="Syrn" typeface="Estrangelo Edessa"/>
-        <a:font script="Syrj" typeface="Estrangelo Edessa"/>
-        <a:font script="Syre" typeface="Estrangelo Edessa"/>
-        <a:font script="Sora" typeface="Nirmala UI"/>
-        <a:font script="Tale" typeface="Microsoft Tai Le"/>
-        <a:font script="Talu" typeface="Microsoft New Tai Lue"/>
-        <a:font script="Tfng" typeface="Ebrima"/>
       </a:minorFont>
     </a:fontScheme>
-    <a:fmtScheme name="Office">
+    <a:fmtScheme name="Ion">
       <a:fillStyleLst>
         <a:solidFill>
           <a:schemeClr val="phClr"/>
@@ -4601,23 +4893,15 @@
           <a:gsLst>
             <a:gs pos="0">
               <a:schemeClr val="phClr">
-                <a:lumMod val="110000"/>
-                <a:satMod val="105000"/>
-                <a:tint val="67000"/>
-              </a:schemeClr>
-            </a:gs>
-            <a:gs pos="50000">
-              <a:schemeClr val="phClr">
-                <a:lumMod val="105000"/>
-                <a:satMod val="103000"/>
-                <a:tint val="73000"/>
+                <a:tint val="64000"/>
+                <a:lumMod val="118000"/>
               </a:schemeClr>
             </a:gs>
             <a:gs pos="100000">
               <a:schemeClr val="phClr">
-                <a:lumMod val="105000"/>
-                <a:satMod val="109000"/>
-                <a:tint val="81000"/>
+                <a:tint val="92000"/>
+                <a:alpha val="100000"/>
+                <a:lumMod val="110000"/>
               </a:schemeClr>
             </a:gs>
           </a:gsLst>
@@ -4627,23 +4911,14 @@
           <a:gsLst>
             <a:gs pos="0">
               <a:schemeClr val="phClr">
-                <a:satMod val="103000"/>
-                <a:lumMod val="102000"/>
-                <a:tint val="94000"/>
-              </a:schemeClr>
-            </a:gs>
-            <a:gs pos="50000">
-              <a:schemeClr val="phClr">
-                <a:satMod val="110000"/>
-                <a:lumMod val="100000"/>
-                <a:shade val="100000"/>
+                <a:tint val="98000"/>
+                <a:lumMod val="114000"/>
               </a:schemeClr>
             </a:gs>
             <a:gs pos="100000">
               <a:schemeClr val="phClr">
-                <a:lumMod val="99000"/>
-                <a:satMod val="120000"/>
-                <a:shade val="78000"/>
+                <a:shade val="90000"/>
+                <a:lumMod val="84000"/>
               </a:schemeClr>
             </a:gs>
           </a:gsLst>
@@ -4651,26 +4926,23 @@
         </a:gradFill>
       </a:fillStyleLst>
       <a:lnStyleLst>
-        <a:ln w="12700" cap="flat" cmpd="sng" algn="ctr">
+        <a:ln w="9525" cap="rnd" cmpd="sng" algn="ctr">
           <a:solidFill>
             <a:schemeClr val="phClr"/>
           </a:solidFill>
           <a:prstDash val="solid"/>
-          <a:miter lim="800000"/>
         </a:ln>
-        <a:ln w="19050" cap="flat" cmpd="sng" algn="ctr">
+        <a:ln w="19050" cap="rnd" cmpd="sng" algn="ctr">
           <a:solidFill>
             <a:schemeClr val="phClr"/>
           </a:solidFill>
           <a:prstDash val="solid"/>
-          <a:miter lim="800000"/>
         </a:ln>
-        <a:ln w="25400" cap="flat" cmpd="sng" algn="ctr">
+        <a:ln w="28575" cap="rnd" cmpd="sng" algn="ctr">
           <a:solidFill>
             <a:schemeClr val="phClr"/>
           </a:solidFill>
           <a:prstDash val="solid"/>
-          <a:miter lim="800000"/>
         </a:ln>
       </a:lnStyleLst>
       <a:effectStyleLst>
@@ -4678,83 +4950,88 @@
           <a:effectLst/>
         </a:effectStyle>
         <a:effectStyle>
-          <a:effectLst/>
+          <a:effectLst>
+            <a:outerShdw blurRad="38100" dist="25400" dir="5400000" rotWithShape="0">
+              <a:srgbClr val="000000">
+                <a:alpha val="45000"/>
+              </a:srgbClr>
+            </a:outerShdw>
+          </a:effectLst>
         </a:effectStyle>
         <a:effectStyle>
           <a:effectLst>
-            <a:outerShdw blurRad="57150" dist="19050" dir="5400000" algn="ctr" rotWithShape="0">
+            <a:outerShdw blurRad="63500" dist="38100" dir="5400000" rotWithShape="0">
               <a:srgbClr val="000000">
-                <a:alpha val="63000"/>
+                <a:alpha val="60000"/>
               </a:srgbClr>
             </a:outerShdw>
           </a:effectLst>
+          <a:scene3d>
+            <a:camera prst="orthographicFront">
+              <a:rot lat="0" lon="0" rev="0"/>
+            </a:camera>
+            <a:lightRig rig="threePt" dir="tl"/>
+          </a:scene3d>
+          <a:sp3d prstMaterial="plastic">
+            <a:bevelT w="0" h="0"/>
+          </a:sp3d>
         </a:effectStyle>
       </a:effectStyleLst>
       <a:bgFillStyleLst>
         <a:solidFill>
           <a:schemeClr val="phClr"/>
         </a:solidFill>
-        <a:solidFill>
-          <a:schemeClr val="phClr">
-            <a:tint val="95000"/>
-            <a:satMod val="170000"/>
-          </a:schemeClr>
-        </a:solidFill>
         <a:gradFill rotWithShape="1">
           <a:gsLst>
             <a:gs pos="0">
               <a:schemeClr val="phClr">
-                <a:tint val="93000"/>
-                <a:satMod val="150000"/>
-                <a:shade val="98000"/>
-                <a:lumMod val="102000"/>
-              </a:schemeClr>
-            </a:gs>
-            <a:gs pos="50000">
-              <a:schemeClr val="phClr">
-                <a:tint val="98000"/>
+                <a:tint val="97000"/>
+                <a:hueMod val="88000"/>
                 <a:satMod val="130000"/>
-                <a:shade val="90000"/>
-                <a:lumMod val="103000"/>
+                <a:lumMod val="124000"/>
               </a:schemeClr>
             </a:gs>
             <a:gs pos="100000">
               <a:schemeClr val="phClr">
-                <a:shade val="63000"/>
-                <a:satMod val="120000"/>
+                <a:tint val="96000"/>
+                <a:shade val="88000"/>
+                <a:hueMod val="108000"/>
+                <a:satMod val="164000"/>
+                <a:lumMod val="76000"/>
               </a:schemeClr>
             </a:gs>
           </a:gsLst>
-          <a:lin ang="5400000" scaled="0"/>
+          <a:path path="circle">
+            <a:fillToRect l="45000" t="65000" r="125000" b="100000"/>
+          </a:path>
         </a:gradFill>
+        <a:blipFill rotWithShape="1">
+          <a:blip xmlns:r="http://schemas.openxmlformats.org/officeDocument/2006/relationships" r:embed="rId1">
+            <a:duotone>
+              <a:schemeClr val="phClr">
+                <a:shade val="69000"/>
+                <a:hueMod val="108000"/>
+                <a:satMod val="164000"/>
+                <a:lumMod val="74000"/>
+              </a:schemeClr>
+              <a:schemeClr val="phClr">
+                <a:tint val="96000"/>
+                <a:hueMod val="88000"/>
+                <a:satMod val="140000"/>
+                <a:lumMod val="132000"/>
+              </a:schemeClr>
+            </a:duotone>
+          </a:blip>
+          <a:stretch/>
+        </a:blipFill>
       </a:bgFillStyleLst>
     </a:fmtScheme>
   </a:themeElements>
-  <a:objectDefaults>
-    <a:lnDef>
-      <a:spPr/>
-      <a:bodyPr/>
-      <a:lstStyle/>
-      <a:style>
-        <a:lnRef idx="2">
-          <a:schemeClr val="accent1"/>
-        </a:lnRef>
-        <a:fillRef idx="0">
-          <a:schemeClr val="accent1"/>
-        </a:fillRef>
-        <a:effectRef idx="1">
-          <a:schemeClr val="accent1"/>
-        </a:effectRef>
-        <a:fontRef idx="minor">
-          <a:schemeClr val="tx1"/>
-        </a:fontRef>
-      </a:style>
-    </a:lnDef>
-  </a:objectDefaults>
+  <a:objectDefaults/>
   <a:extraClrSchemeLst/>
   <a:extLst>
     <a:ext uri="{05A4C25C-085E-4340-85A3-A5531E510DB2}">
-      <thm15:themeFamily xmlns:thm15="http://schemas.microsoft.com/office/thememl/2012/main" name="Office Theme" id="{2E142A2C-CD16-42D6-873A-C26D2A0506FA}" vid="{1BDDFF52-6CD6-40A5-AB3C-68EB2F1E4D0A}"/>
+      <thm15:themeFamily xmlns:thm15="http://schemas.microsoft.com/office/thememl/2012/main" name="Ion" id="{B8441ADB-2E43-4AF7-B97A-BD870242C6A8}" vid="{292E63A9-BB86-4E3D-B92A-7223C6510D2E}"/>
     </a:ext>
   </a:extLst>
 </a:theme>
